--- a/docs/计划修订_20260714/revised-docx/04-Agent连接器与飞书协作计划-V1.2-可实施正式版.docx
+++ b/docs/计划修订_20260714/revised-docx/04-Agent连接器与飞书协作计划-V1.2-可实施正式版.docx
@@ -15,7 +15,7 @@
         <w:pStyle w:val="Normal"/>
       </w:pPr>
       <w:r>
-        <w:t>本文是模块 04 的唯一实现依据。后续 AI 编码代理必须按本文完成真实 HTTP Agent Gateway、飞书身份绑定、长连接事件持久化、精确命令路由、会话、人工介入卡片、通知消费、权限、测试和验收，不得重新选择 Connector 协议、入口安全边界或消息幂等策略。</w:t>
+        <w:t>本文是模块 04 的唯一实现依据。后续 AI 编码代理必须按本文完成真实 HTTP Agent Gateway、飞书身份绑定、长连接事件持久化、精确命令路由、会话、人工介入卡片、通知消费、权限、测试和验收，不得重新选择 Connector 协议、入口安全边界或消息幂等策略。第 21 章为本版本最终实施封口，若与前文存在差异，以第 21 章为准。</w:t>
       </w:r>
     </w:p>
     <w:p>
@@ -78,7 +78,7 @@
           </w:tcPr>
           <w:p>
             <w:r>
-              <w:t>V1.2 可实施正式版</w:t>
+              <w:t>V1.2 实施封口修订版</w:t>
             </w:r>
           </w:p>
         </w:tc>
@@ -100,7 +100,7 @@
           </w:tcPr>
           <w:p>
             <w:r>
-              <w:t>多 Agent 项目总体实施计划 V3.1</w:t>
+              <w:t>2026-08-03</w:t>
             </w:r>
           </w:p>
         </w:tc>
@@ -2337,23 +2337,23 @@
         <w:pStyle w:val="Normal"/>
       </w:pPr>
       <w:r>
-        <w:t>• Inbound 和 Delivery 使用 claimToken+claimedUntil 条件更新，不依赖 MySQL SKIP LOCKED。</w:t>
-      </w:r>
-    </w:p>
-    <w:p>
-      <w:pPr>
-        <w:pStyle w:val="Normal"/>
-      </w:pPr>
-      <w:r>
-        <w:t>• Session 创建和 RunStartService 调用处于同一外层事务；session 唯一键冲突必须回滚运行、节点、依赖和 Outbox。</w:t>
-      </w:r>
-    </w:p>
-    <w:p>
-      <w:pPr>
-        <w:pStyle w:val="Normal"/>
-      </w:pPr>
-      <w:r>
-        <w:t>• Delivery SENT、Binding USED、Session TERMINAL 为历史事实，不提供物理删除接口。</w:t>
+        <w:t>• Inbound 和 Delivery 使用 claimToken+claimedUntil 条件更新，不依赖 MySQL SKIP LOCKED。 Stream 消费者只在 Delivery 行成功持久化后 XACK；实际飞书发送由独立 FeishuDeliveryDispatcher 按 nextRetryAt 调度。</w:t>
+      </w:r>
+    </w:p>
+    <w:p>
+      <w:pPr>
+        <w:pStyle w:val="Normal"/>
+      </w:pPr>
+      <w:r>
+        <w:t>• Session 创建和 RunStartService 调用处于同一外层事务；session 唯一键冲突必须回滚运行、节点、依赖和 Outbox。 ai_run 是运行状态权威源，ai_feishu_session 是可修复投影；创建、回复和新命令均需锁定 Session 后重新读取 ai_run。</w:t>
+      </w:r>
+    </w:p>
+    <w:p>
+      <w:pPr>
+        <w:pStyle w:val="Normal"/>
+      </w:pPr>
+      <w:r>
+        <w:t>• Delivery SENT、Binding USED、Session TERMINAL 为历史事实，不提供物理删除接口。 Inbox payloadCipher 在 PROCESSED 后清除；Delivery 正文按配置保留期清理，历史状态行保留。</w:t>
       </w:r>
     </w:p>
     <w:p>
@@ -2449,7 +2449,7 @@
         <w:pStyle w:val="Normal"/>
       </w:pPr>
       <w:r>
-        <w:t>• 消息 eventKey 固定为 MSG:&lt;botId&gt;:&lt;messageId&gt;；卡片 eventKey 固定为 CARD:&lt;botId&gt;:&lt;eventId&gt;。</w:t>
+        <w:t>• 消息 eventKey 固定为 MSG:&lt;botId&gt;:&lt;messageId&gt;；卡片 eventKey 固定为 CARD:&lt;botId&gt;:&lt;eventId&gt;。 原始 eventKey 只保存在 Inbox；跨表 requestId、sourceEventId 和 sourceMessageId 统一引用 inboundEventId，禁止拼接超长 eventKey。</w:t>
       </w:r>
     </w:p>
     <w:p>
@@ -2793,7 +2793,7 @@
         <w:pStyle w:val="Normal"/>
       </w:pPr>
       <w:r>
-        <w:t>4. 构造 RunCreateRequest，requestId=feishu:&lt;eventKey&gt;，input 固定为 {task:&lt;text&gt;}。</w:t>
+        <w:t>4. 构造 RunCreateRequest，requestId=fs-run:&lt;inboundEventId&gt;，sourceEventId=inboundEventId，input 固定为 {task:&lt;text&gt;}；原始 eventKey 仅保存在 Inbox。</w:t>
       </w:r>
     </w:p>
     <w:p>
@@ -2921,7 +2921,7 @@
         <w:pStyle w:val="Normal"/>
       </w:pPr>
       <w:r>
-        <w:t>• 文本回复 requestId 固定为 feishu-intervention:MSG:&lt;botId&gt;:&lt;messageId&gt;，sourceMessageId 使用消息 eventKey。</w:t>
+        <w:t>• 文本回复 requestId 固定为 fs-int:&lt;inboundEventId&gt;，sourceMessageId 固定为 inboundEventId；原始 eventKey 不写入 requestId 或 sourceMessageId。</w:t>
       </w:r>
     </w:p>
     <w:p>
@@ -2977,7 +2977,7 @@
         <w:pStyle w:val="Normal"/>
       </w:pPr>
       <w:r>
-        <w:t>• SUPPLY_INPUT 从 formValue.text 读取，RETRY/CANCEL 不接受 resumeInput；eventId 同时作为 requestId 和 sourceMessageId。</w:t>
+        <w:t>• SUPPLY_INPUT 从 formValue.text 读取，RETRY/CANCEL 不接受 resumeInput；Card Inbox 记录的 inboundEventId 同时作为 fs-int:&lt;inboundEventId&gt; 的基准和 sourceMessageId。</w:t>
       </w:r>
     </w:p>
     <w:p>
@@ -3121,7 +3121,7 @@
         <w:pStyle w:val="Normal"/>
       </w:pPr>
       <w:r>
-        <w:t>• HttpAgentExecutionGateway 是生产环境唯一 AgentExecutionGateway Bean，只接受 resultContractVersion=1.1。</w:t>
+        <w:t>• HttpAgentExecutionGateway 是生产环境唯一 AgentExecutionGateway Bean，只接受 resultContractVersion=1.1。 生产 Bean 使用 @ConditionalOnProperty(name="ai.executor.gateway", havingValue="http")；dev/test Mock 使用 mock，禁止同时注册两个实现。</w:t>
       </w:r>
     </w:p>
     <w:p>
@@ -3161,7 +3161,7 @@
         <w:pStyle w:val="Normal"/>
       </w:pPr>
       <w:r>
-        <w:t>• 使用 BodyHandlers.ofInputStream 有界读取 1 MiB+1 字节；超限立即关闭流并返回 CONNECTOR_RESPONSE_TOO_LARGE。</w:t>
+        <w:t>• 使用 BodyHandlers.ofInputStream 有界读取 1 MiB+1 字节；超限立即关闭流并返回 CONNECTOR_RESPONSE_TOO_LARGE。 请求序列化后的 UTF-8 字节数也必须不超过 1 MiB，超限返回 CONNECTOR_REQUEST_TOO_LARGE。</w:t>
       </w:r>
     </w:p>
     <w:p>
@@ -3789,7 +3789,7 @@
         <w:pStyle w:val="Normal"/>
       </w:pPr>
       <w:r>
-        <w:t>• Stream 固定为 ai:pipeline:notifications，Consumer Group 固定为 jeecg-feishu-notifier。</w:t>
+        <w:t>• Stream 固定为 ai:pipeline:notifications，Consumer Group 固定为 jeecg-feishu-notifier；消息包含 eventId、eventType、runId、nodeRunId、tenantId、traceId、eventSequence 和 interventionId。</w:t>
       </w:r>
     </w:p>
     <w:p>
@@ -3805,7 +3805,7 @@
         <w:pStyle w:val="Normal"/>
       </w:pPr>
       <w:r>
-        <w:t>• 先按 eventId 插入或锁定 ai_feishu_delivery；SENT 直接 ACK，PENDING/FAILED/lease 过期记录可领取。</w:t>
+        <w:t>• Notification Stream 消费者先按 eventId 幂等插入或锁定 ai_feishu_delivery，成功落库后立即 XACK；PENDING/FAILED/lease 过期记录由 FeishuDeliveryDispatcher 独立领取。</w:t>
       </w:r>
     </w:p>
     <w:p>
@@ -3821,15 +3821,15 @@
         <w:pStyle w:val="Normal"/>
       </w:pPr>
       <w:r>
-        <w:t>• 发送请求 uuid 固定为 delivery.eventId；Feishu 返回 messageId 后标记 SENT，再执行 XACK。</w:t>
-      </w:r>
-    </w:p>
-    <w:p>
-      <w:pPr>
-        <w:pStyle w:val="Normal"/>
-      </w:pPr>
-      <w:r>
-        <w:t>• 消费者崩溃后使用 XPENDING/XCLAIM；delivery 唯一键和 Feishu uuid 共同吸收重复。</w:t>
+        <w:t>• FeishuDeliveryDispatcher 发送请求 uuid 固定为 UUID 格式的 delivery.eventId；Feishu 返回 messageId 后标记 SENT。发送失败按 nextRetryAt 重试，超过上限标记 DEAD；不依赖 Stream pending 进行延迟重试。</w:t>
+      </w:r>
+    </w:p>
+    <w:p>
+      <w:pPr>
+        <w:pStyle w:val="Normal"/>
+      </w:pPr>
+      <w:r>
+        <w:t>• Stream 消费者崩溃使用 XPENDING/XCLAIM 重新落 Delivery；Delivery Dispatcher 崩溃使用 claimToken+claimedUntil 恢复；delivery 唯一键和 Feishu uuid 共同吸收重复。</w:t>
       </w:r>
     </w:p>
     <w:p>
@@ -3869,7 +3869,7 @@
         <w:pStyle w:val="Normal"/>
       </w:pPr>
       <w:r>
-        <w:t>• tenant access token 只缓存在内存，按 appId 隔离，在 expiresIn 前五分钟刷新；401 时只刷新一次并重试一次。</w:t>
+        <w:t>• tenant access token 只缓存在内存，按 appId 隔离，在 expiresIn 前五分钟刷新；401 时只刷新一次并重试一次。 appId 必须数据库唯一；迁移前执行重复 appId 检查。</w:t>
       </w:r>
     </w:p>
     <w:p>
@@ -4713,7 +4713,7 @@
         <w:pStyle w:val="Normal"/>
       </w:pPr>
       <w:r>
-        <w:t>• 所有飞书入口在路由前解析 binding，并通过 AgentAccessContext 应用租户、数据规则和按钮权限。</w:t>
+        <w:t>• 所有飞书入口在路由前解析 binding，并通过 AgentAccessContext 应用租户、数据规则和按钮权限。流水线命令要求 ai:pipeline:list + ai:run:start；角色命令要求 ai:agent:list + ai:run:start；SUPPLY_INPUT/RETRY 要求 ai:run:intervene；CANCEL 要求 ai:run:cancel；所有入口还要求 ai:feishu:list、绑定有效和 Bot 可用。</w:t>
       </w:r>
     </w:p>
     <w:p>
@@ -4729,7 +4729,7 @@
         <w:pStyle w:val="Normal"/>
       </w:pPr>
       <w:r>
-        <w:t>• Card actionValue 使用 HMAC-SHA256；比较使用 MessageDigest.isEqual。</w:t>
+        <w:t>• Card actionValue 使用 HMAC-SHA256；派生密钥为 HMAC-SHA256(AI_CONFIG_SECRET_KEY, "feishu-card-action-v1")；签名输入为去除 signature 后按 key 字典序排列的紧凑 JSON，使用 UTF-8；比较使用 MessageDigest.isEqual。payloadHash 使用同一规范化 JSON 后计算 SHA-256。</w:t>
       </w:r>
     </w:p>
     <w:p>
@@ -4865,7 +4865,7 @@
         <w:pStyle w:val="Normal"/>
       </w:pPr>
       <w:r>
-        <w:t>• prod 必须配置非空 ai.agent.allowed-hosts、AI_CONFIG_SECRET_KEY 和外部可访问的 run-detail-base-url。</w:t>
+        <w:t>• prod 必须配置非空 ai.agent.allowed-hosts、AI_CONFIG_SECRET_KEY 和外部可访问的 run-detail-base-url。 同时配置 ai.executor.gateway=http、ai.executor.connector-max-request-bytes=1048576、inbox/delivery 密文保留期；旧配置表空 tenant_id 按租户 0 处理。</w:t>
       </w:r>
     </w:p>
     <w:p>
@@ -4945,7 +4945,7 @@
         <w:pStyle w:val="Normal"/>
       </w:pPr>
       <w:r>
-        <w:t>9. 实现 notification Stream Consumer、Delivery 幂等和 FeishuBotClient 发送扩展。</w:t>
+        <w:t>9. 实现 notification Stream Consumer（落 Delivery 后 ACK）、FeishuDeliveryDispatcher、Delivery 幂等/重试和 FeishuBotClient 发送扩展。</w:t>
       </w:r>
     </w:p>
     <w:p>
@@ -5309,15 +5309,15 @@
         <w:pStyle w:val="Normal"/>
       </w:pPr>
       <w:r>
-        <w:t>• 飞书发送成功但 Delivery 提交前崩溃：uuid 和 eventId 降低重复，恢复后结果仍可幂等。</w:t>
-      </w:r>
-    </w:p>
-    <w:p>
-      <w:pPr>
-        <w:pStyle w:val="Normal"/>
-      </w:pPr>
-      <w:r>
-        <w:t>• 相同文本回复或 Card event 重投：Inbox eventKey 与 intervention sourceMessageId 双重去重。</w:t>
+        <w:t>• Stream 消费落 Delivery 后进程退出：XPENDING/XCLAIM 只产生同一 Delivery；Delivery 发送成功后进程退出：uuid、eventId 和 Dispatcher 恢复共同保证幂等。</w:t>
+      </w:r>
+    </w:p>
+    <w:p>
+      <w:pPr>
+        <w:pStyle w:val="Normal"/>
+      </w:pPr>
+      <w:r>
+        <w:t>• 相同文本回复或 Card event 重投：Inbox eventKey、inboundEventId、intervention requestId 和 sourceMessageId 四重去重。</w:t>
       </w:r>
     </w:p>
     <w:p>
@@ -5453,7 +5453,7 @@
         <w:pStyle w:val="Normal"/>
       </w:pPr>
       <w:r>
-        <w:t>缺少 MySQL、Redis、外部 Agent 或真实飞书应用时，相关测试使用明确环境门控并记录 skipped。现有 vue-tsc 与 TypeScript 版本不兼容时保留真实命令和错误，不得标记为通过。</w:t>
+        <w:t>缺少 MySQL、Redis、外部 Agent 或真实飞书应用时，相关测试使用明确环境门控并记录 skipped。现有 vue-tsc 与 TypeScript 版本不兼容时保留真实命令和错误，不得标记为通过。 必须额外验证多行命令、HMAC 固定向量、标识长度、权限矩阵、Session 对账、落 Delivery 后 ACK、Notification Group NOGROUP/BUSYGROUP 恢复和 Delivery 独立重试。</w:t>
       </w:r>
     </w:p>
     <w:p>
@@ -5541,7 +5541,7 @@
         <w:pStyle w:val="Normal"/>
       </w:pPr>
       <w:r>
-        <w:t>• _6、fresh-install SQL、五表、索引、生成列、权限和 Connector 字段与本文一致。</w:t>
+        <w:t>• _6、fresh-install SQL、五表、索引、生成列、权限和 Connector 字段与本文一致。 另须包含 ai_feishu_bot.app_id 唯一键及迁移前重复值检查，且不得要求扩大 request_id、resolve_request_id 或 source_message_id。</w:t>
       </w:r>
     </w:p>
     <w:p>
@@ -5589,7 +5589,7 @@
         <w:pStyle w:val="Normal"/>
       </w:pPr>
       <w:r>
-        <w:t>• Inbox、Session、Delivery 在重复事件、进程重启和 Redis 重投下不重复创建运行或推进介入。</w:t>
+        <w:t>• Inbox、Session、Delivery 在重复事件、进程重启、Redis 重投和 Delivery Dispatcher 重启下不重复创建运行、恢复介入或发送同一消息；ai_run 权威状态能够修复 Session 投影。</w:t>
       </w:r>
     </w:p>
     <w:p>
@@ -5995,7 +5995,620 @@
         <w:pStyle w:val="Normal"/>
       </w:pPr>
       <w:r>
-        <w:t>实施 AI 的最终输出必须列出：新增和修改文件、_6 与 fresh-install SQL、01/02/03 兼容封口、五张表、公开与内部接口、命令和事务、Gateway 请求响应、长连接消息/Card 事件、通知 Stream、测试命令与实际结果、跳过项和模块 05 待办。不得把 Mock 或本地 HTTP Server 结果表述为真实飞书联调通过。</w:t>
+        <w:t>实施 AI 的最终输出必须列出：新增和修改文件、_6 与 fresh-install SQL、01/02/03 兼容封口、五张表、公开与内部接口、命令和事务、Gateway 请求响应、长连接消息/Card 事件、通知 Stream、测试命令与实际结果、跳过项和模块 05 待办。不得把 Mock 或本地 HTTP Server 结果表述为真实飞书联调通过。 还必须列出 inboundEventId 标识规则、Delivery Dispatcher 状态机、Session 对账策略、权限矩阵、HMAC 规范化算法和 appId 唯一键迁移检查结果。</w:t>
+      </w:r>
+    </w:p>
+    <w:p>
+      <w:pPr>
+        <w:pStyle w:val="Heading1"/>
+      </w:pPr>
+      <w:r>
+        <w:t>21. V1.2 实施封口（强制覆盖旧规则）</w:t>
+      </w:r>
+    </w:p>
+    <w:p>
+      <w:r>
+        <w:t>本章是 V1.2 的最终实施契约，覆盖正文中可能残留的旧标识、通知 ACK、Session 状态、权限和配置表述。实现代理不得在本章之外重新选择这些规则。</w:t>
+      </w:r>
+    </w:p>
+    <w:p>
+      <w:pPr>
+        <w:pStyle w:val="Heading2"/>
+      </w:pPr>
+      <w:r>
+        <w:t>21.1 幂等标识与长度</w:t>
+      </w:r>
+    </w:p>
+    <w:tbl>
+      <w:tblPr>
+        <w:tblStyle w:val="TableGrid"/>
+        <w:tblW w:w="0" w:type="auto"/>
+      </w:tblPr>
+      <w:tblGrid>
+        <w:gridCol w:w="3335"/>
+        <w:gridCol w:w="3335"/>
+        <w:gridCol w:w="3335"/>
+      </w:tblGrid>
+      <w:tr>
+        <w:tc>
+          <w:tcPr>
+            <w:tcW w:type="dxa" w:w="3335"/>
+          </w:tcPr>
+          <w:p>
+            <w:r>
+              <w:t>对象</w:t>
+            </w:r>
+          </w:p>
+        </w:tc>
+        <w:tc>
+          <w:tcPr>
+            <w:tcW w:type="dxa" w:w="3335"/>
+          </w:tcPr>
+          <w:p>
+            <w:r>
+              <w:t>固定值</w:t>
+            </w:r>
+          </w:p>
+        </w:tc>
+        <w:tc>
+          <w:tcPr>
+            <w:tcW w:type="dxa" w:w="3335"/>
+          </w:tcPr>
+          <w:p>
+            <w:r>
+              <w:t>约束</w:t>
+            </w:r>
+          </w:p>
+        </w:tc>
+      </w:tr>
+      <w:tr>
+        <w:tc>
+          <w:tcPr>
+            <w:tcW w:type="dxa" w:w="3335"/>
+          </w:tcPr>
+          <w:p>
+            <w:r>
+              <w:t>原始事件键</w:t>
+            </w:r>
+          </w:p>
+        </w:tc>
+        <w:tc>
+          <w:tcPr>
+            <w:tcW w:type="dxa" w:w="3335"/>
+          </w:tcPr>
+          <w:p>
+            <w:r>
+              <w:t>MSG:&lt;botId&gt;:&lt;messageId&gt; 或 CARD:&lt;botId&gt;:&lt;eventId&gt;</w:t>
+            </w:r>
+          </w:p>
+        </w:tc>
+        <w:tc>
+          <w:tcPr>
+            <w:tcW w:type="dxa" w:w="3335"/>
+          </w:tcPr>
+          <w:p>
+            <w:r>
+              <w:t>只写 ai_feishu_inbound_event.event_key；不拼入 requestId</w:t>
+            </w:r>
+          </w:p>
+        </w:tc>
+      </w:tr>
+      <w:tr>
+        <w:tc>
+          <w:tcPr>
+            <w:tcW w:type="dxa" w:w="3335"/>
+          </w:tcPr>
+          <w:p>
+            <w:r>
+              <w:t>运行 requestId</w:t>
+            </w:r>
+          </w:p>
+        </w:tc>
+        <w:tc>
+          <w:tcPr>
+            <w:tcW w:type="dxa" w:w="3335"/>
+          </w:tcPr>
+          <w:p>
+            <w:r>
+              <w:t>fs-run:&lt;inboundEventId&gt;</w:t>
+            </w:r>
+          </w:p>
+        </w:tc>
+        <w:tc>
+          <w:tcPr>
+            <w:tcW w:type="dxa" w:w="3335"/>
+          </w:tcPr>
+          <w:p>
+            <w:r>
+              <w:t>UUID 基准，长度小于 64</w:t>
+            </w:r>
+          </w:p>
+        </w:tc>
+      </w:tr>
+      <w:tr>
+        <w:tc>
+          <w:tcPr>
+            <w:tcW w:type="dxa" w:w="3335"/>
+          </w:tcPr>
+          <w:p>
+            <w:r>
+              <w:t>运行 sourceEventId</w:t>
+            </w:r>
+          </w:p>
+        </w:tc>
+        <w:tc>
+          <w:tcPr>
+            <w:tcW w:type="dxa" w:w="3335"/>
+          </w:tcPr>
+          <w:p>
+            <w:r>
+              <w:t>&lt;inboundEventId&gt;</w:t>
+            </w:r>
+          </w:p>
+        </w:tc>
+        <w:tc>
+          <w:tcPr>
+            <w:tcW w:type="dxa" w:w="3335"/>
+          </w:tcPr>
+          <w:p>
+            <w:r>
+              <w:t>UUID 基准，长度小于 128</w:t>
+            </w:r>
+          </w:p>
+        </w:tc>
+      </w:tr>
+      <w:tr>
+        <w:tc>
+          <w:tcPr>
+            <w:tcW w:type="dxa" w:w="3335"/>
+          </w:tcPr>
+          <w:p>
+            <w:r>
+              <w:t>介入 requestId</w:t>
+            </w:r>
+          </w:p>
+        </w:tc>
+        <w:tc>
+          <w:tcPr>
+            <w:tcW w:type="dxa" w:w="3335"/>
+          </w:tcPr>
+          <w:p>
+            <w:r>
+              <w:t>fs-int:&lt;inboundEventId&gt;</w:t>
+            </w:r>
+          </w:p>
+        </w:tc>
+        <w:tc>
+          <w:tcPr>
+            <w:tcW w:type="dxa" w:w="3335"/>
+          </w:tcPr>
+          <w:p>
+            <w:r>
+              <w:t>UUID 基准，长度小于 64</w:t>
+            </w:r>
+          </w:p>
+        </w:tc>
+      </w:tr>
+      <w:tr>
+        <w:tc>
+          <w:tcPr>
+            <w:tcW w:type="dxa" w:w="3335"/>
+          </w:tcPr>
+          <w:p>
+            <w:r>
+              <w:t>介入 sourceMessageId</w:t>
+            </w:r>
+          </w:p>
+        </w:tc>
+        <w:tc>
+          <w:tcPr>
+            <w:tcW w:type="dxa" w:w="3335"/>
+          </w:tcPr>
+          <w:p>
+            <w:r>
+              <w:t>&lt;inboundEventId&gt;</w:t>
+            </w:r>
+          </w:p>
+        </w:tc>
+        <w:tc>
+          <w:tcPr>
+            <w:tcW w:type="dxa" w:w="3335"/>
+          </w:tcPr>
+          <w:p>
+            <w:r>
+              <w:t>UUID 基准，长度小于 128</w:t>
+            </w:r>
+          </w:p>
+        </w:tc>
+      </w:tr>
+      <w:tr>
+        <w:tc>
+          <w:tcPr>
+            <w:tcW w:type="dxa" w:w="3335"/>
+          </w:tcPr>
+          <w:p>
+            <w:r>
+              <w:t>Delivery eventId</w:t>
+            </w:r>
+          </w:p>
+        </w:tc>
+        <w:tc>
+          <w:tcPr>
+            <w:tcW w:type="dxa" w:w="3335"/>
+          </w:tcPr>
+          <w:p>
+            <w:r>
+              <w:t>UUIDv4</w:t>
+            </w:r>
+          </w:p>
+        </w:tc>
+        <w:tc>
+          <w:tcPr>
+            <w:tcW w:type="dxa" w:w="3335"/>
+          </w:tcPr>
+          <w:p>
+            <w:r>
+              <w:t>长度 36，直接作为 Feishu uuid</w:t>
+            </w:r>
+          </w:p>
+        </w:tc>
+      </w:tr>
+    </w:tbl>
+    <w:p>
+      <w:r>
+        <w:t>Inbound INSERT 冲突时必须返回已有 inboundEventId；所有后续运行、介入和 Delivery 操作都复用该 UUID。原始 eventKey 只用于 Inbox 去重和审计摘要。</w:t>
+      </w:r>
+    </w:p>
+    <w:p>
+      <w:pPr>
+        <w:pStyle w:val="Heading2"/>
+      </w:pPr>
+      <w:r>
+        <w:t>21.2 Notification Stream 与 Delivery Dispatcher</w:t>
+      </w:r>
+    </w:p>
+    <w:p>
+      <w:r>
+        <w:t>Notification Stream 消费者只做事件校验、eventId 幂等写入 ai_feishu_delivery、生成加密正文引用和 XACK。任何帮助、绑定、命令错误、COMMAND_ACCEPTED、业务里程碑或 Card 消息都必须先进入 Delivery。</w:t>
+      </w:r>
+    </w:p>
+    <w:p>
+      <w:r>
+        <w:t>FeishuDeliveryDispatcher 每 500ms 领取到期的 PENDING、FAILED 或租约过期记录，使用 claimToken+claimedUntil 发送；成功写入 feishuMessageId 并置 SENT，429/5xx/网络错误按退避更新 nextRetryAt，确定性 4xx 或超过 10 次置 DEAD。Stream pending 不承担延迟重试。</w:t>
+      </w:r>
+    </w:p>
+    <w:p>
+      <w:r>
+        <w:t>通知事件必须携带 eventSequence 和 interventionId。相同 runId 的业务事件按 eventSequence 发送；USER_INPUT_REQUIRED 在介入已解决时标记为 SKIPPED，不再发送过期 Card。</w:t>
+      </w:r>
+    </w:p>
+    <w:p>
+      <w:pPr>
+        <w:pStyle w:val="Heading2"/>
+      </w:pPr>
+      <w:r>
+        <w:t>21.3 Session 权威与命令优先级</w:t>
+      </w:r>
+    </w:p>
+    <w:p>
+      <w:r>
+        <w:t>ai_run 的状态是权威，ai_feishu_session 仅是投影。新命令和介入回复必须锁定活动 Session，读取 ai_run、OPEN intervention、binding 和 sender，再决定接受或拒绝；终态运行关闭 Session。每 30 秒执行 Session 对账，修复通知延迟、进程重启和 Delivery 失败造成的投影漂移。</w:t>
+      </w:r>
+    </w:p>
+    <w:p>
+      <w:r>
+        <w:t>解析顺序固定为：绑定命令与帮助优先；存在 WAITING Session 时，非绑定/帮助的普通文本优先作为 SUPPLY_INPUT；已有活动 Session 时拒绝新的流水线/角色命令；没有活动 Session 才按流水线或角色命令创建运行。</w:t>
+      </w:r>
+    </w:p>
+    <w:p>
+      <w:pPr>
+        <w:pStyle w:val="Heading2"/>
+      </w:pPr>
+      <w:r>
+        <w:t>21.4 模块边界与权限</w:t>
+      </w:r>
+    </w:p>
+    <w:tbl>
+      <w:tblPr>
+        <w:tblStyle w:val="TableGrid"/>
+        <w:tblW w:w="0" w:type="auto"/>
+      </w:tblPr>
+      <w:tblGrid>
+        <w:gridCol w:w="3335"/>
+        <w:gridCol w:w="3335"/>
+        <w:gridCol w:w="3335"/>
+      </w:tblGrid>
+      <w:tr>
+        <w:tc>
+          <w:tcPr>
+            <w:tcW w:type="dxa" w:w="3335"/>
+          </w:tcPr>
+          <w:p>
+            <w:r>
+              <w:t>能力</w:t>
+            </w:r>
+          </w:p>
+        </w:tc>
+        <w:tc>
+          <w:tcPr>
+            <w:tcW w:type="dxa" w:w="3335"/>
+          </w:tcPr>
+          <w:p>
+            <w:r>
+              <w:t>对外契约</w:t>
+            </w:r>
+          </w:p>
+        </w:tc>
+        <w:tc>
+          <w:tcPr>
+            <w:tcW w:type="dxa" w:w="3335"/>
+          </w:tcPr>
+          <w:p>
+            <w:r>
+              <w:t>权限/边界</w:t>
+            </w:r>
+          </w:p>
+        </w:tc>
+      </w:tr>
+      <w:tr>
+        <w:tc>
+          <w:tcPr>
+            <w:tcW w:type="dxa" w:w="3335"/>
+          </w:tcPr>
+          <w:p>
+            <w:r>
+              <w:t>Agent 解析</w:t>
+            </w:r>
+          </w:p>
+        </w:tc>
+        <w:tc>
+          <w:tcPr>
+            <w:tcW w:type="dxa" w:w="3335"/>
+          </w:tcPr>
+          <w:p>
+            <w:r>
+              <w:t>resolveEnabledSnapshotByCode(agentCode, context); resolveEnabledSnapshotByBotId(botId, context)</w:t>
+            </w:r>
+          </w:p>
+        </w:tc>
+        <w:tc>
+          <w:tcPr>
+            <w:tcW w:type="dxa" w:w="3335"/>
+          </w:tcPr>
+          <w:p>
+            <w:r>
+              <w:t>必须检查 Agent/Connector/Bot、租户、数据规则和 ai:agent:list</w:t>
+            </w:r>
+          </w:p>
+        </w:tc>
+      </w:tr>
+      <w:tr>
+        <w:tc>
+          <w:tcPr>
+            <w:tcW w:type="dxa" w:w="3335"/>
+          </w:tcPr>
+          <w:p>
+            <w:r>
+              <w:t>Pipeline 解析</w:t>
+            </w:r>
+          </w:p>
+        </w:tc>
+        <w:tc>
+          <w:tcPr>
+            <w:tcW w:type="dxa" w:w="3335"/>
+          </w:tcPr>
+          <w:p>
+            <w:r>
+              <w:t>resolveEnabledByTriggerKey(botId, key, context)</w:t>
+            </w:r>
+          </w:p>
+        </w:tc>
+        <w:tc>
+          <w:tcPr>
+            <w:tcW w:type="dxa" w:w="3335"/>
+          </w:tcPr>
+          <w:p>
+            <w:r>
+              <w:t>必须检查 Bot、租户、数据规则和 ai:pipeline:list</w:t>
+            </w:r>
+          </w:p>
+        </w:tc>
+      </w:tr>
+      <w:tr>
+        <w:tc>
+          <w:tcPr>
+            <w:tcW w:type="dxa" w:w="3335"/>
+          </w:tcPr>
+          <w:p>
+            <w:r>
+              <w:t>运行创建</w:t>
+            </w:r>
+          </w:p>
+        </w:tc>
+        <w:tc>
+          <w:tcPr>
+            <w:tcW w:type="dxa" w:w="3335"/>
+          </w:tcPr>
+          <w:p>
+            <w:r>
+              <w:t>RunStartService.startPipeline/startDirectAgent</w:t>
+            </w:r>
+          </w:p>
+        </w:tc>
+        <w:tc>
+          <w:tcPr>
+            <w:tcW w:type="dxa" w:w="3335"/>
+          </w:tcPr>
+          <w:p>
+            <w:r>
+              <w:t>异步入口额外检查 ai:run:start；ORCHESTRATOR 角色不要求 Agent 绑定 DIRECT_AGENT Bot</w:t>
+            </w:r>
+          </w:p>
+        </w:tc>
+      </w:tr>
+      <w:tr>
+        <w:tc>
+          <w:tcPr>
+            <w:tcW w:type="dxa" w:w="3335"/>
+          </w:tcPr>
+          <w:p>
+            <w:r>
+              <w:t>介入恢复</w:t>
+            </w:r>
+          </w:p>
+        </w:tc>
+        <w:tc>
+          <w:tcPr>
+            <w:tcW w:type="dxa" w:w="3335"/>
+          </w:tcPr>
+          <w:p>
+            <w:r>
+              <w:t>RunInterventionService.resolve</w:t>
+            </w:r>
+          </w:p>
+        </w:tc>
+        <w:tc>
+          <w:tcPr>
+            <w:tcW w:type="dxa" w:w="3335"/>
+          </w:tcPr>
+          <w:p>
+            <w:r>
+              <w:t>SUPPLY_INPUT/RETRY 使用 ai:run:intervene；CANCEL 使用 ai:run:cancel</w:t>
+            </w:r>
+          </w:p>
+        </w:tc>
+      </w:tr>
+      <w:tr>
+        <w:tc>
+          <w:tcPr>
+            <w:tcW w:type="dxa" w:w="3335"/>
+          </w:tcPr>
+          <w:p>
+            <w:r>
+              <w:t>通知视图</w:t>
+            </w:r>
+          </w:p>
+        </w:tc>
+        <w:tc>
+          <w:tcPr>
+            <w:tcW w:type="dxa" w:w="3335"/>
+          </w:tcPr>
+          <w:p>
+            <w:r>
+              <w:t>RunNotificationViewProvider.build(event)</w:t>
+            </w:r>
+          </w:p>
+        </w:tc>
+        <w:tc>
+          <w:tcPr>
+            <w:tcW w:type="dxa" w:w="3335"/>
+          </w:tcPr>
+          <w:p>
+            <w:r>
+              <w:t>只读读取已授权的运行、Session、intervention 和 Artifact；模块 04 不注入 execution Mapper</w:t>
+            </w:r>
+          </w:p>
+        </w:tc>
+      </w:tr>
+    </w:tbl>
+    <w:p>
+      <w:pPr>
+        <w:pStyle w:val="Heading2"/>
+      </w:pPr>
+      <w:r>
+        <w:t>21.5 数据库迁移与配置</w:t>
+      </w:r>
+    </w:p>
+    <w:p>
+      <w:r>
+        <w:t>V3.9.3_6 迁移执行前必须检查并人工处理重复 App ID：</w:t>
+      </w:r>
+    </w:p>
+    <w:p>
+      <w:pPr>
+        <w:pStyle w:val="Code"/>
+      </w:pPr>
+      <w:r>
+        <w:t>SELECT app_id, COUNT(*) FROM ai_feishu_bot GROUP BY app_id HAVING COUNT(*) &gt; 1;</w:t>
+      </w:r>
+    </w:p>
+    <w:p>
+      <w:r>
+        <w:t>重复值清理后执行唯一键迁移：</w:t>
+      </w:r>
+    </w:p>
+    <w:p>
+      <w:pPr>
+        <w:pStyle w:val="Code"/>
+      </w:pPr>
+      <w:r>
+        <w:t>ALTER TABLE ai_feishu_bot ADD UNIQUE KEY uk_ai_feishu_bot_app_id (app_id);</w:t>
+      </w:r>
+    </w:p>
+    <w:p>
+      <w:r>
+        <w:t>生产配置固定为 ai.executor.gateway=http、ai.agent.allowed-hosts 非空、AI_CONFIG_SECRET_KEY 已注入、connector-max-request-bytes=1048576；旧配置表 NULL/空 tenant_id 按租户 0 兼容读取。</w:t>
+      </w:r>
+    </w:p>
+    <w:p>
+      <w:pPr>
+        <w:pStyle w:val="Heading2"/>
+      </w:pPr>
+      <w:r>
+        <w:t>21.6 安全、解析与测试封口</w:t>
+      </w:r>
+    </w:p>
+    <w:p>
+      <w:r>
+        <w:t>Card 签名派生、规范化 JSON、payloadHash、常量时间比较、DOTALL 多行命令和 Unicode code point 长度均必须有固定单元测试；不得用显示名称、模糊意图或原始 eventKey 作为跨表主键。</w:t>
+      </w:r>
+    </w:p>
+    <w:p>
+      <w:r>
+        <w:t>实施开始前必须通过：标识长度与重复事件测试；HMAC 固定向量；权限矩阵；Session 对账；MySQL _6/App ID 唯一键和事务回滚；Redis Notification Group NOGROUP/BUSYGROUP、XPENDING/XCLAIM；落 Delivery 后 ACK；Delivery Dispatcher 重试；DIRECT_AGENT/ORCHESTRATOR/WAITING Card；五角色和 5 并发 E2E。</w:t>
+      </w:r>
+    </w:p>
+    <w:p>
+      <w:pPr>
+        <w:pStyle w:val="Heading2"/>
+      </w:pPr>
+      <w:r>
+        <w:t>21.7 实施顺序</w:t>
+      </w:r>
+    </w:p>
+    <w:p>
+      <w:r>
+        <w:t>先执行 App ID 重复检查和 _6/fresh-install SQL，补齐 Connector request limit 与协议字段。</w:t>
+      </w:r>
+    </w:p>
+    <w:p>
+      <w:r>
+        <w:t>完成 Module 01/02/03 兼容接口、ORCHESTRATOR 直跑、RunInterventionService 和结构化通知事件。</w:t>
+      </w:r>
+    </w:p>
+    <w:p>
+      <w:r>
+        <w:t>实现 Inbox UUID、持久化 Inbox、绑定、权限上下文和固定命令解析。</w:t>
+      </w:r>
+    </w:p>
+    <w:p>
+      <w:r>
+        <w:t>实现 Session 权威校验、对账任务、WAITING 文本/Card 恢复。</w:t>
+      </w:r>
+    </w:p>
+    <w:p>
+      <w:r>
+        <w:t>实现 HttpAgentExecutionGateway 1.1、请求/响应上限、严格结果校验和生产 Bean 条件。</w:t>
+      </w:r>
+    </w:p>
+    <w:p>
+      <w:r>
+        <w:t>实现 Notification Stream 落 Delivery 后 ACK、FeishuDeliveryDispatcher、加密清理和 FeishuBotClient。</w:t>
+      </w:r>
+    </w:p>
+    <w:p>
+      <w:r>
+        <w:t>完成上述测试矩阵和真实飞书五角色验收后，才允许进入模块 05 运行中心交接。</w:t>
       </w:r>
     </w:p>
     <w:sectPr>

--- a/docs/计划修订_20260714/revised-docx/04-Agent连接器与飞书协作计划-V1.2-可实施正式版.docx
+++ b/docs/计划修订_20260714/revised-docx/04-Agent连接器与飞书协作计划-V1.2-可实施正式版.docx
@@ -8,6 +8,14 @@
       </w:pPr>
       <w:r>
         <w:t>04 Agent 连接器与飞书协作 AI 实现规格</w:t>
+      </w:r>
+    </w:p>
+    <w:p>
+      <w:pPr>
+        <w:pStyle w:val="Normal"/>
+      </w:pPr>
+      <w:r>
+        <w:t>修订提示：本文新增第 22 章 HTTP Connector 模型协议化实施封口；第 22 章为本需求的最高优先级规则。</w:t>
       </w:r>
     </w:p>
     <w:p>
@@ -273,7 +281,7 @@
         <w:pStyle w:val="Normal"/>
       </w:pPr>
       <w:r>
-        <w:t>• 让已实施的模块 03 使用真实 HTTP Connector 执行 AgentResultContract 1.1。</w:t>
+        <w:t>• 让已实施的模块 03 通过统一 Connector 调用服务执行 Custom Agent 或模型 Provider，并统一得到 AgentResultContract 1.1。</w:t>
       </w:r>
     </w:p>
     <w:p>
@@ -3121,7 +3129,7 @@
         <w:pStyle w:val="Normal"/>
       </w:pPr>
       <w:r>
-        <w:t>• HttpAgentExecutionGateway 是生产环境唯一 AgentExecutionGateway Bean，只接受 resultContractVersion=1.1。 生产 Bean 使用 @ConditionalOnProperty(name="ai.executor.gateway", havingValue="http")；dev/test Mock 使用 mock，禁止同时注册两个实现。</w:t>
+        <w:t>• HttpAgentExecutionGateway 是生产环境唯一 AgentExecutionGateway Bean，接受 Custom Result 1.1 或有效模型 Provider。 生产 Bean 使用 @ConditionalOnProperty(name="ai.executor.gateway", havingValue="http")；dev/test Mock 使用 mock，禁止同时注册两个实现。</w:t>
       </w:r>
     </w:p>
     <w:p>
@@ -5982,6 +5990,189 @@
         </w:tc>
       </w:tr>
     </w:tbl>
+    <w:p>
+      <w:pPr>
+        <w:pStyle w:val="Heading1"/>
+      </w:pPr>
+      <w:pPr>
+        <w:pStyle w:val="Heading1"/>
+      </w:pPr>
+      <w:r>
+        <w:t>22. HTTP Connector 模型协议化实施封口</w:t>
+      </w:r>
+    </w:p>
+    <w:p>
+      <w:pPr>
+        <w:pStyle w:val="Normal"/>
+      </w:pPr>
+      <w:pPr/>
+      <w:r>
+        <w:t>本章是 REQ-HTTP-MODEL-20260810 的最终实现封口，并覆盖第 2.1、10、13 至 16、18 和 21 章中仅面向 Custom Result 1.1 的旧描述。飞书 Inbox、Session、Delivery、Card 和运行状态机规则不变。</w:t>
+      </w:r>
+    </w:p>
+    <w:p>
+      <w:pPr>
+        <w:pStyle w:val="Heading2"/>
+      </w:pPr>
+      <w:pPr>
+        <w:pStyle w:val="Heading2"/>
+      </w:pPr>
+      <w:r>
+        <w:t>22.1 统一 Connector 调用服务</w:t>
+      </w:r>
+    </w:p>
+    <w:p>
+      <w:pPr>
+        <w:pStyle w:val="Normal"/>
+      </w:pPr>
+      <w:pPr/>
+      <w:r>
+        <w:t>• AgentConnectorInvoker 和 HttpAgentExecutionGateway 共用 ConnectorInvocationService、公共 HTTP Transport 和 Provider Adapter 注册表。</w:t>
+      </w:r>
+    </w:p>
+    <w:p>
+      <w:pPr>
+        <w:pStyle w:val="Normal"/>
+      </w:pPr>
+      <w:pPr/>
+      <w:r>
+        <w:t>• Custom 分支保留现有 LEGACY 映射和 Result 1.1 请求信封；模型分支使用 ModelCallRequest/Response，不把 Custom 强制改成模型 messages。</w:t>
+      </w:r>
+    </w:p>
+    <w:p>
+      <w:pPr>
+        <w:pStyle w:val="Heading2"/>
+      </w:pPr>
+      <w:pPr>
+        <w:pStyle w:val="Heading2"/>
+      </w:pPr>
+      <w:r>
+        <w:t>22.2 Provider Adapter 契约</w:t>
+      </w:r>
+    </w:p>
+    <w:p>
+      <w:pPr>
+        <w:pStyle w:val="Normal"/>
+      </w:pPr>
+      <w:pPr/>
+      <w:r>
+        <w:t>• OpenAI-compatible 与 DeepSeek 共用 OpenAI Chat Adapter；Anthropic、Gemini、Ollama 使用独立 Adapter。Adapter 只构造请求体并提取文本、finishReason、usage 和 providerRequestId。</w:t>
+      </w:r>
+    </w:p>
+    <w:p>
+      <w:pPr>
+        <w:pStyle w:val="Normal"/>
+      </w:pPr>
+      <w:pPr/>
+      <w:r>
+        <w:t>• OpenAI/DeepSeek 使用 messages、temperature、top_p、max_tokens；Anthropic 使用 system、messages、max_tokens；Gemini 使用 systemInstruction、contents、generationConfig；Ollama 使用 messages、options、stream=false。</w:t>
+      </w:r>
+    </w:p>
+    <w:p>
+      <w:pPr>
+        <w:pStyle w:val="Heading2"/>
+      </w:pPr>
+      <w:pPr>
+        <w:pStyle w:val="Heading2"/>
+      </w:pPr>
+      <w:r>
+        <w:t>22.3 公共 HTTP、安全和错误</w:t>
+      </w:r>
+    </w:p>
+    <w:p>
+      <w:pPr>
+        <w:pStyle w:val="Normal"/>
+      </w:pPr>
+      <w:pPr/>
+      <w:r>
+        <w:t>• 公共 Transport 统一执行 allowlist fail closed、DNS 私网地址检查、无重定向、请求/响应 1 MiB、有界读取、Header 保护、密钥解密和日志脱敏。</w:t>
+      </w:r>
+    </w:p>
+    <w:p>
+      <w:pPr>
+        <w:pStyle w:val="Normal"/>
+      </w:pPr>
+      <w:pPr/>
+      <w:r>
+        <w:t>• 2xx Provider 响应解析失败返回 MODEL_RESPONSE_INVALID；空文本返回 MODEL_RESPONSE_EMPTY；HTTP、TIMEOUT、CONNECTION_ERROR 和 INTERRUPTED 沿用既有 retryable 规则。</w:t>
+      </w:r>
+    </w:p>
+    <w:p>
+      <w:pPr>
+        <w:pStyle w:val="Heading2"/>
+      </w:pPr>
+      <w:pPr>
+        <w:pStyle w:val="Heading2"/>
+      </w:pPr>
+      <w:r>
+        <w:t>22.4 结果转换和 Pipeline</w:t>
+      </w:r>
+    </w:p>
+    <w:p>
+      <w:pPr>
+        <w:pStyle w:val="Normal"/>
+      </w:pPr>
+      <w:pPr/>
+      <w:r>
+        <w:t>• TEXT 生成 contractVersion=1.1、status=SUCCESS、needsUser=false、retryable=false、output={text}，summary 最长 1000 字符。</w:t>
+      </w:r>
+    </w:p>
+    <w:p>
+      <w:pPr>
+        <w:pStyle w:val="Normal"/>
+      </w:pPr>
+      <w:pPr/>
+      <w:r>
+        <w:t>• RESULT_1_1 严格解析模型文本并执行 AgentResultValidator；不去除 Markdown 围栏，不自动降级重试。</w:t>
+      </w:r>
+    </w:p>
+    <w:p>
+      <w:pPr>
+        <w:pStyle w:val="Normal"/>
+      </w:pPr>
+      <w:pPr/>
+      <w:r>
+        <w:t>• ConnectorContractPolicy 统一判断 Pipeline 准入：Custom 1.1、模型 TEXT、模型 RESULT_1_1 允许；Custom LEGACY 和未知配置拒绝。</w:t>
+      </w:r>
+    </w:p>
+    <w:p>
+      <w:pPr>
+        <w:pStyle w:val="Heading2"/>
+      </w:pPr>
+      <w:pPr>
+        <w:pStyle w:val="Heading2"/>
+      </w:pPr>
+      <w:r>
+        <w:t>22.5 前端、测试和验收</w:t>
+      </w:r>
+    </w:p>
+    <w:p>
+      <w:pPr>
+        <w:pStyle w:val="Normal"/>
+      </w:pPr>
+      <w:pPr/>
+      <w:r>
+        <w:t>• 模型 Connector 抽屉按六段信息架构展示，Provider 预设可覆盖但不误清除密钥；列表展示 Provider、Model 和 Result Mode。</w:t>
+      </w:r>
+    </w:p>
+    <w:p>
+      <w:pPr>
+        <w:pStyle w:val="Normal"/>
+      </w:pPr>
+      <w:pPr/>
+      <w:r>
+        <w:t>• 使用本地 Mock HTTP Server 固定五类模型协议和 Custom 回归；真实模型、Ollama 与飞书联调缺少环境时必须标记 skipped。</w:t>
+      </w:r>
+    </w:p>
+    <w:p>
+      <w:pPr>
+        <w:pStyle w:val="Normal"/>
+      </w:pPr>
+      <w:pPr/>
+      <w:r>
+        <w:t>• 验收要求六类 Connector 均可创建、测试、启用和执行，测试与正式 Pipeline 使用同一 Adapter，日志和快照不泄露密钥、原始响应或完整系统提示词。</w:t>
+      </w:r>
+    </w:p>
     <w:p>
       <w:pPr>
         <w:pStyle w:val="Heading1"/>
